--- a/volunteers-and-events/dist/Volunteers_and_Events_Quick_Start.docx
+++ b/volunteers-and-events/dist/Volunteers_and_Events_Quick_Start.docx
@@ -37,10 +37,19 @@
         <w:rPr>
           <w:b/>
         </w:rPr>
-        <w:t>Option A: the shared link (best for a team).</w:t>
+        <w:t>Option A: the shared page (best for a team).</w:t>
       </w:r>
       <w:r>
-        <w:t xml:space="preserve"> Open the link Jesse sends you and sign in to Claude if it asks. Everyone the link is shared with sees the same records, and a change shows up for everyone within a few seconds. You can make changes only if the link was shared with you as an </w:t>
+        <w:t xml:space="preserve"> Open the NAMI landing page, press </w:t>
+      </w:r>
+      <w:r>
+        <w:rPr>
+          <w:b/>
+        </w:rPr>
+        <w:t>Open Volunteers &amp; Events</w:t>
+      </w:r>
+      <w:r>
+        <w:t xml:space="preserve">, and sign in to Claude if it asks. Everyone the link is shared with sees the same records, and a change shows up for everyone within a few seconds. You can make changes only if the link was shared with you as an </w:t>
       </w:r>
       <w:r>
         <w:rPr>

--- a/volunteers-and-events/dist/Volunteers_and_Events_Quick_Start.docx
+++ b/volunteers-and-events/dist/Volunteers_and_Events_Quick_Start.docx
@@ -455,6 +455,64 @@
         <w:rPr>
           <w:b/>
         </w:rPr>
+        <w:t>A big event at the door?</w:t>
+      </w:r>
+      <w:r>
+        <w:t xml:space="preserve"> On the event, tap </w:t>
+      </w:r>
+      <w:r>
+        <w:rPr>
+          <w:b/>
+        </w:rPr>
+        <w:t>Print a sign-in sheet</w:t>
+      </w:r>
+      <w:r>
+        <w:t>. After the event, type what the sheet says back in.</w:t>
+      </w:r>
+      <w:r>
+        <w:br/>
+      </w:r>
+    </w:p>
+    <w:p>
+      <w:pPr>
+        <w:ind w:left="403" w:hanging="288"/>
+      </w:pPr>
+      <w:r>
+        <w:t xml:space="preserve">•  </w:t>
+      </w:r>
+      <w:r>
+        <w:rPr>
+          <w:b/>
+        </w:rPr>
+        <w:t>A board update or a grant report?</w:t>
+      </w:r>
+      <w:r>
+        <w:t xml:space="preserve"> </w:t>
+      </w:r>
+      <w:r>
+        <w:rPr>
+          <w:b/>
+        </w:rPr>
+        <w:t>More → For the board</w:t>
+      </w:r>
+      <w:r>
+        <w:t xml:space="preserve"> gives you the year in four lines. Set the value of one volunteer hour in Settings and the hours show in dollars too.</w:t>
+      </w:r>
+      <w:r>
+        <w:br/>
+      </w:r>
+    </w:p>
+    <w:p>
+      <w:pPr>
+        <w:ind w:left="403" w:hanging="288"/>
+      </w:pPr>
+      <w:r>
+        <w:t xml:space="preserve">•  </w:t>
+      </w:r>
+      <w:r>
+        <w:rPr>
+          <w:b/>
+        </w:rPr>
         <w:t>Have a list of volunteers already?</w:t>
       </w:r>
       <w:r>

--- a/volunteers-and-events/dist/Volunteers_and_Events_Quick_Start.docx
+++ b/volunteers-and-events/dist/Volunteers_and_Events_Quick_Start.docx
@@ -15,7 +15,7 @@
         <w:rPr>
           <w:i/>
         </w:rPr>
-        <w:t>Volunteers &amp; Events 2.1, 2026-10-05</w:t>
+        <w:t>Volunteers &amp; Events 2.2, 2026-10-05</w:t>
       </w:r>
     </w:p>
     <w:p>
@@ -345,7 +345,7 @@
         <w:t>Add a gift</w:t>
       </w:r>
       <w:r>
-        <w:t xml:space="preserve">. Choose money, food or goods, or time. Mark it </w:t>
+        <w:t xml:space="preserve">. Choose food or goods, time, or money. Mark it </w:t>
       </w:r>
       <w:r>
         <w:rPr>
@@ -380,10 +380,30 @@
         <w:rPr>
           <w:b/>
         </w:rPr>
+        <w:t>Money only for an event.</w:t>
+      </w:r>
+      <w:r>
+        <w:t xml:space="preserve"> A money gift here must be tied to an event, like a sponsor for the picnic. Record it in NAMI's donor system as well; that is the record of all giving.</w:t>
+      </w:r>
+      <w:r>
+        <w:br/>
+      </w:r>
+    </w:p>
+    <w:p>
+      <w:pPr>
+        <w:ind w:left="461" w:hanging="403"/>
+      </w:pPr>
+      <w:r>
+        <w:t xml:space="preserve">9.  </w:t>
+      </w:r>
+      <w:r>
+        <w:rPr>
+          <w:b/>
+        </w:rPr>
         <w:t>More → Gifts</w:t>
       </w:r>
       <w:r>
-        <w:t xml:space="preserve"> shows money received, money promised, and every gift of food, goods or time.</w:t>
+        <w:t xml:space="preserve"> shows money received and promised for events, and every gift of food, goods or time.</w:t>
       </w:r>
       <w:r>
         <w:br/>

--- a/volunteers-and-events/dist/Volunteers_and_Events_Quick_Start.docx
+++ b/volunteers-and-events/dist/Volunteers_and_Events_Quick_Start.docx
@@ -16,6 +16,18 @@
           <w:i/>
         </w:rPr>
         <w:t>Volunteers &amp; Events 2.2, 2026-10-05</w:t>
+      </w:r>
+    </w:p>
+    <w:p>
+      <w:r/>
+      <w:r>
+        <w:rPr>
+          <w:b/>
+        </w:rPr>
+        <w:t>Volunteers &amp; Events starts in phase two.</w:t>
+      </w:r>
+      <w:r>
+        <w:t xml:space="preserve"> When it does, it opens from the NAMI landing page behind NAMI's own sign-in, and this guide will be updated to match. Everything below about using it stays the same.</w:t>
       </w:r>
     </w:p>
     <w:p>
